--- a/TS-Kramam/TS-5.3/TS 5.3 Sanskrit Krama Paatam Corrections.docx
+++ b/TS-Kramam/TS-5.3/TS 5.3 Sanskrit Krama Paatam Corrections.docx
@@ -2171,6 +2171,616 @@
       </w:tr>
       <w:tr>
         <w:trPr>
+          <w:trHeight w:val="1692"/>
+        </w:trPr>
+        <w:tc>
+          <w:tcPr>
+            <w:tcW w:w="3764" w:type="dxa"/>
+          </w:tcPr>
+          <w:p>
+            <w:pPr>
+              <w:widowControl w:val="0"/>
+              <w:tabs>
+                <w:tab w:val="left" w:pos="993"/>
+              </w:tabs>
+              <w:autoSpaceDE w:val="0"/>
+              <w:autoSpaceDN w:val="0"/>
+              <w:adjustRightInd w:val="0"/>
+              <w:spacing w:before="0" w:line="240" w:lineRule="auto"/>
+              <w:ind w:right="297"/>
+              <w:rPr>
+                <w:rFonts w:cs="Arial"/>
+                <w:b/>
+                <w:sz w:val="28"/>
+                <w:szCs w:val="32"/>
+              </w:rPr>
+            </w:pPr>
+            <w:r>
+              <w:rPr>
+                <w:rFonts w:cs="Arial"/>
+                <w:b/>
+                <w:sz w:val="28"/>
+                <w:szCs w:val="32"/>
+              </w:rPr>
+              <w:lastRenderedPageBreak/>
+              <w:t>T.S.5.3.</w:t>
+            </w:r>
+            <w:r>
+              <w:rPr>
+                <w:rFonts w:cs="Arial"/>
+                <w:b/>
+                <w:sz w:val="28"/>
+                <w:szCs w:val="32"/>
+              </w:rPr>
+              <w:t>4.7</w:t>
+            </w:r>
+            <w:r>
+              <w:rPr>
+                <w:rFonts w:cs="Arial"/>
+                <w:b/>
+                <w:sz w:val="28"/>
+                <w:szCs w:val="32"/>
+              </w:rPr>
+              <w:t xml:space="preserve"> – Kramam</w:t>
+            </w:r>
+          </w:p>
+          <w:p>
+            <w:pPr>
+              <w:widowControl w:val="0"/>
+              <w:tabs>
+                <w:tab w:val="left" w:pos="993"/>
+              </w:tabs>
+              <w:autoSpaceDE w:val="0"/>
+              <w:autoSpaceDN w:val="0"/>
+              <w:adjustRightInd w:val="0"/>
+              <w:spacing w:before="0" w:line="240" w:lineRule="auto"/>
+              <w:ind w:right="297"/>
+              <w:rPr>
+                <w:rFonts w:cs="Arial"/>
+                <w:b/>
+                <w:sz w:val="28"/>
+                <w:szCs w:val="36"/>
+                <w:lang w:val="en-IN"/>
+              </w:rPr>
+            </w:pPr>
+            <w:r>
+              <w:rPr>
+                <w:rFonts w:cs="Arial"/>
+                <w:b/>
+                <w:sz w:val="28"/>
+                <w:szCs w:val="36"/>
+                <w:lang w:val="en-IN"/>
+              </w:rPr>
+              <w:t>Krama Vaakyam No.– 2</w:t>
+            </w:r>
+            <w:r>
+              <w:rPr>
+                <w:rFonts w:cs="Arial"/>
+                <w:b/>
+                <w:sz w:val="28"/>
+                <w:szCs w:val="36"/>
+                <w:lang w:val="en-IN"/>
+              </w:rPr>
+              <w:t>1</w:t>
+            </w:r>
+          </w:p>
+          <w:p>
+            <w:pPr>
+              <w:widowControl w:val="0"/>
+              <w:tabs>
+                <w:tab w:val="left" w:pos="993"/>
+              </w:tabs>
+              <w:autoSpaceDE w:val="0"/>
+              <w:autoSpaceDN w:val="0"/>
+              <w:adjustRightInd w:val="0"/>
+              <w:spacing w:before="0" w:line="240" w:lineRule="auto"/>
+              <w:ind w:right="297"/>
+              <w:rPr>
+                <w:rFonts w:cs="Arial"/>
+                <w:b/>
+                <w:sz w:val="28"/>
+                <w:szCs w:val="32"/>
+              </w:rPr>
+            </w:pPr>
+            <w:r>
+              <w:rPr>
+                <w:rFonts w:cs="Arial"/>
+                <w:b/>
+                <w:sz w:val="28"/>
+                <w:szCs w:val="32"/>
+                <w:lang w:val="it-IT"/>
+              </w:rPr>
+              <w:t>Panchaati No</w:t>
+            </w:r>
+            <w:r>
+              <w:rPr>
+                <w:rFonts w:cs="Arial"/>
+                <w:b/>
+                <w:szCs w:val="32"/>
+                <w:lang w:val="it-IT"/>
+              </w:rPr>
+              <w:t xml:space="preserve">. - </w:t>
+            </w:r>
+            <w:r>
+              <w:rPr>
+                <w:rFonts w:cs="Arial"/>
+                <w:b/>
+                <w:sz w:val="28"/>
+                <w:szCs w:val="32"/>
+                <w:lang w:val="it-IT"/>
+              </w:rPr>
+              <w:t>22</w:t>
+            </w:r>
+          </w:p>
+        </w:tc>
+        <w:tc>
+          <w:tcPr>
+            <w:tcW w:w="5528" w:type="dxa"/>
+          </w:tcPr>
+          <w:p>
+            <w:pPr>
+              <w:widowControl w:val="0"/>
+              <w:autoSpaceDE w:val="0"/>
+              <w:autoSpaceDN w:val="0"/>
+              <w:adjustRightInd w:val="0"/>
+              <w:spacing w:before="0" w:line="240" w:lineRule="auto"/>
+              <w:rPr>
+                <w:rFonts w:ascii="BRH Devanagari Extra" w:hAnsi="BRH Devanagari Extra" w:cs="BRH Devanagari Extra"/>
+                <w:color w:val="000000"/>
+                <w:sz w:val="40"/>
+                <w:szCs w:val="40"/>
+                <w:lang w:bidi="ml-IN"/>
+              </w:rPr>
+            </w:pPr>
+            <w:r>
+              <w:rPr>
+                <w:rFonts w:ascii="BRH Devanagari Extra" w:hAnsi="BRH Devanagari Extra" w:cs="BRH Devanagari Extra"/>
+                <w:color w:val="000000"/>
+                <w:sz w:val="40"/>
+                <w:szCs w:val="40"/>
+                <w:lang w:bidi="ml-IN"/>
+              </w:rPr>
+              <w:t>ÌuÉ</w:t>
+            </w:r>
+            <w:r>
+              <w:rPr>
+                <w:rFonts w:ascii="BRH Malayalam Extra" w:hAnsi="BRH Malayalam Extra" w:cs="BRH Devanagari Extra"/>
+                <w:color w:val="000000"/>
+                <w:sz w:val="32"/>
+                <w:szCs w:val="40"/>
+                <w:lang w:bidi="ml-IN"/>
+              </w:rPr>
+              <w:t>–</w:t>
+            </w:r>
+            <w:r>
+              <w:rPr>
+                <w:rFonts w:ascii="BRH Devanagari Extra" w:hAnsi="BRH Devanagari Extra" w:cs="BRH Devanagari Extra"/>
+                <w:color w:val="000000"/>
+                <w:sz w:val="40"/>
+                <w:szCs w:val="40"/>
+                <w:lang w:bidi="ml-IN"/>
+              </w:rPr>
+              <w:t>ÍkÉ</w:t>
+            </w:r>
+            <w:r>
+              <w:rPr>
+                <w:rFonts w:ascii="BRH Malayalam Extra" w:hAnsi="BRH Malayalam Extra" w:cs="BRH Devanagari Extra"/>
+                <w:color w:val="000000"/>
+                <w:sz w:val="32"/>
+                <w:szCs w:val="40"/>
+                <w:lang w:bidi="ml-IN"/>
+              </w:rPr>
+              <w:t>–</w:t>
+            </w:r>
+            <w:r>
+              <w:rPr>
+                <w:rFonts w:ascii="BRH Devanagari Extra" w:hAnsi="BRH Devanagari Extra" w:cs="BRH Devanagari Extra"/>
+                <w:color w:val="000000"/>
+                <w:sz w:val="40"/>
+                <w:szCs w:val="40"/>
+                <w:lang w:bidi="ml-IN"/>
+              </w:rPr>
+              <w:t>rÉiÉ</w:t>
+            </w:r>
+            <w:r>
+              <w:rPr>
+                <w:rFonts w:ascii="BRH Devanagari Extra" w:hAnsi="BRH Devanagari Extra" w:cs="BRH Devanagari Extra"/>
+                <w:color w:val="000000"/>
+                <w:sz w:val="40"/>
+                <w:szCs w:val="40"/>
+                <w:lang w:bidi="ml-IN"/>
+              </w:rPr>
+              <w:t>å</w:t>
+            </w:r>
+            <w:r>
+              <w:rPr>
+                <w:rFonts w:ascii="BRH Malayalam Extra" w:hAnsi="BRH Malayalam Extra" w:cs="BRH Devanagari Extra"/>
+                <w:color w:val="000000"/>
+                <w:sz w:val="32"/>
+                <w:szCs w:val="40"/>
+                <w:lang w:bidi="ml-IN"/>
+              </w:rPr>
+              <w:t>–</w:t>
+            </w:r>
+            <w:r>
+              <w:rPr>
+                <w:rFonts w:ascii="BRH Devanagari Extra" w:hAnsi="BRH Devanagari Extra" w:cs="BRH Devanagari Extra"/>
+                <w:color w:val="000000"/>
+                <w:sz w:val="40"/>
+                <w:szCs w:val="40"/>
+                <w:lang w:bidi="ml-IN"/>
+              </w:rPr>
+              <w:t xml:space="preserve"> rÉÈ | </w:t>
+            </w:r>
+          </w:p>
+          <w:p>
+            <w:pPr>
+              <w:widowControl w:val="0"/>
+              <w:autoSpaceDE w:val="0"/>
+              <w:autoSpaceDN w:val="0"/>
+              <w:adjustRightInd w:val="0"/>
+              <w:spacing w:before="0" w:line="240" w:lineRule="auto"/>
+              <w:rPr>
+                <w:rFonts w:ascii="BRH Malayalam Extra" w:eastAsia="Times New Roman" w:hAnsi="BRH Malayalam Extra" w:cs="BRH Malayalam Extra"/>
+                <w:color w:val="000000"/>
+                <w:sz w:val="40"/>
+                <w:szCs w:val="40"/>
+                <w:lang w:eastAsia="en-IN" w:bidi="ml-IN"/>
+              </w:rPr>
+            </w:pPr>
+            <w:r>
+              <w:rPr>
+                <w:rFonts w:ascii="BRH Devanagari Extra" w:hAnsi="BRH Devanagari Extra" w:cs="BRH Devanagari Extra"/>
+                <w:color w:val="000000"/>
+                <w:sz w:val="40"/>
+                <w:szCs w:val="40"/>
+                <w:lang w:bidi="ml-IN"/>
+              </w:rPr>
+              <w:t>ÌuÉ</w:t>
+            </w:r>
+            <w:r>
+              <w:rPr>
+                <w:rFonts w:ascii="BRH Malayalam Extra" w:hAnsi="BRH Malayalam Extra" w:cs="BRH Devanagari Extra"/>
+                <w:color w:val="000000"/>
+                <w:sz w:val="32"/>
+                <w:szCs w:val="40"/>
+                <w:lang w:bidi="ml-IN"/>
+              </w:rPr>
+              <w:t>–</w:t>
+            </w:r>
+            <w:r>
+              <w:rPr>
+                <w:rFonts w:ascii="BRH Devanagari Extra" w:hAnsi="BRH Devanagari Extra" w:cs="BRH Devanagari Extra"/>
+                <w:color w:val="000000"/>
+                <w:sz w:val="40"/>
+                <w:szCs w:val="40"/>
+                <w:lang w:bidi="ml-IN"/>
+              </w:rPr>
+              <w:t>kÉÏ</w:t>
+            </w:r>
+            <w:r>
+              <w:rPr>
+                <w:rFonts w:ascii="BRH Malayalam Extra" w:hAnsi="BRH Malayalam Extra" w:cs="BRH Devanagari Extra"/>
+                <w:color w:val="000000"/>
+                <w:sz w:val="32"/>
+                <w:szCs w:val="40"/>
+                <w:lang w:bidi="ml-IN"/>
+              </w:rPr>
+              <w:t>–</w:t>
+            </w:r>
+            <w:r>
+              <w:rPr>
+                <w:rFonts w:ascii="BRH Devanagari Extra" w:hAnsi="BRH Devanagari Extra" w:cs="BRH Devanagari Extra"/>
+                <w:color w:val="000000"/>
+                <w:sz w:val="40"/>
+                <w:szCs w:val="40"/>
+                <w:lang w:bidi="ml-IN"/>
+              </w:rPr>
+              <w:t>rÉiÉ</w:t>
+            </w:r>
+            <w:r>
+              <w:rPr>
+                <w:rFonts w:ascii="BRH Malayalam Extra" w:hAnsi="BRH Malayalam Extra" w:cs="BRH Devanagari Extra"/>
+                <w:color w:val="000000"/>
+                <w:sz w:val="32"/>
+                <w:szCs w:val="40"/>
+                <w:lang w:bidi="ml-IN"/>
+              </w:rPr>
+              <w:t>–</w:t>
+            </w:r>
+            <w:r>
+              <w:rPr>
+                <w:rFonts w:ascii="BRH Devanagari Extra" w:hAnsi="BRH Devanagari Extra" w:cs="BRH Devanagari Extra"/>
+                <w:color w:val="000000"/>
+                <w:sz w:val="40"/>
+                <w:szCs w:val="40"/>
+                <w:lang w:bidi="ml-IN"/>
+              </w:rPr>
+              <w:t xml:space="preserve"> CÌiÉþ ÌuÉ - kÉÏ</w:t>
+            </w:r>
+            <w:r>
+              <w:rPr>
+                <w:rFonts w:ascii="BRH Malayalam Extra" w:hAnsi="BRH Malayalam Extra" w:cs="BRH Devanagari Extra"/>
+                <w:color w:val="000000"/>
+                <w:sz w:val="32"/>
+                <w:szCs w:val="40"/>
+                <w:lang w:bidi="ml-IN"/>
+              </w:rPr>
+              <w:t>–</w:t>
+            </w:r>
+            <w:r>
+              <w:rPr>
+                <w:rFonts w:ascii="BRH Devanagari Extra" w:hAnsi="BRH Devanagari Extra" w:cs="BRH Devanagari Extra"/>
+                <w:color w:val="000000"/>
+                <w:sz w:val="40"/>
+                <w:szCs w:val="40"/>
+                <w:lang w:bidi="ml-IN"/>
+              </w:rPr>
+              <w:t>rÉiÉ</w:t>
+            </w:r>
+            <w:r>
+              <w:rPr>
+                <w:rFonts w:ascii="BRH Devanagari Extra" w:hAnsi="BRH Devanagari Extra" w:cs="BRH Devanagari Extra"/>
+                <w:color w:val="000000"/>
+                <w:sz w:val="40"/>
+                <w:szCs w:val="40"/>
+                <w:lang w:bidi="ml-IN"/>
+              </w:rPr>
+              <w:t>å</w:t>
+            </w:r>
+            <w:r>
+              <w:rPr>
+                <w:rFonts w:ascii="BRH Devanagari Extra" w:hAnsi="BRH Devanagari Extra" w:cs="BRH Devanagari Extra"/>
+                <w:color w:val="000000"/>
+                <w:sz w:val="40"/>
+                <w:szCs w:val="40"/>
+                <w:lang w:bidi="ml-IN"/>
+              </w:rPr>
+              <w:t>ÿ |</w:t>
+            </w:r>
+          </w:p>
+        </w:tc>
+        <w:tc>
+          <w:tcPr>
+            <w:tcW w:w="5103" w:type="dxa"/>
+          </w:tcPr>
+          <w:p>
+            <w:pPr>
+              <w:widowControl w:val="0"/>
+              <w:autoSpaceDE w:val="0"/>
+              <w:autoSpaceDN w:val="0"/>
+              <w:adjustRightInd w:val="0"/>
+              <w:spacing w:before="0" w:line="240" w:lineRule="auto"/>
+              <w:rPr>
+                <w:rFonts w:ascii="BRH Devanagari Extra" w:hAnsi="BRH Devanagari Extra" w:cs="BRH Devanagari Extra"/>
+                <w:color w:val="000000"/>
+                <w:sz w:val="40"/>
+                <w:szCs w:val="40"/>
+                <w:lang w:bidi="ml-IN"/>
+              </w:rPr>
+            </w:pPr>
+            <w:r>
+              <w:rPr>
+                <w:rFonts w:ascii="BRH Devanagari Extra" w:hAnsi="BRH Devanagari Extra" w:cs="BRH Devanagari Extra"/>
+                <w:color w:val="000000"/>
+                <w:sz w:val="40"/>
+                <w:szCs w:val="40"/>
+                <w:lang w:bidi="ml-IN"/>
+              </w:rPr>
+              <w:t>ÌuÉ</w:t>
+            </w:r>
+            <w:r>
+              <w:rPr>
+                <w:rFonts w:ascii="BRH Malayalam Extra" w:hAnsi="BRH Malayalam Extra" w:cs="BRH Devanagari Extra"/>
+                <w:color w:val="000000"/>
+                <w:sz w:val="32"/>
+                <w:szCs w:val="40"/>
+                <w:lang w:bidi="ml-IN"/>
+              </w:rPr>
+              <w:t>–</w:t>
+            </w:r>
+            <w:r>
+              <w:rPr>
+                <w:rFonts w:ascii="BRH Devanagari Extra" w:hAnsi="BRH Devanagari Extra" w:cs="BRH Devanagari Extra"/>
+                <w:color w:val="000000"/>
+                <w:sz w:val="40"/>
+                <w:szCs w:val="40"/>
+                <w:lang w:bidi="ml-IN"/>
+              </w:rPr>
+              <w:t>kÉ</w:t>
+            </w:r>
+            <w:r>
+              <w:rPr>
+                <w:rFonts w:ascii="BRH Malayalam Extra" w:hAnsi="BRH Malayalam Extra" w:cs="BRH Devanagari Extra"/>
+                <w:color w:val="000000"/>
+                <w:sz w:val="32"/>
+                <w:szCs w:val="40"/>
+                <w:lang w:bidi="ml-IN"/>
+              </w:rPr>
+              <w:t>–</w:t>
+            </w:r>
+            <w:r>
+              <w:rPr>
+                <w:rFonts w:ascii="BRH Devanagari Extra" w:hAnsi="BRH Devanagari Extra" w:cs="BRH Devanagari Extra"/>
+                <w:color w:val="000000"/>
+                <w:sz w:val="40"/>
+                <w:szCs w:val="40"/>
+                <w:highlight w:val="green"/>
+                <w:lang w:bidi="ml-IN"/>
+              </w:rPr>
+              <w:t>Ï</w:t>
+            </w:r>
+            <w:r>
+              <w:rPr>
+                <w:rFonts w:ascii="BRH Devanagari Extra" w:hAnsi="BRH Devanagari Extra" w:cs="BRH Devanagari Extra"/>
+                <w:color w:val="000000"/>
+                <w:sz w:val="40"/>
+                <w:szCs w:val="40"/>
+                <w:lang w:bidi="ml-IN"/>
+              </w:rPr>
+              <w:t>rÉiÉ</w:t>
+            </w:r>
+            <w:r>
+              <w:rPr>
+                <w:rFonts w:ascii="BRH Devanagari Extra" w:hAnsi="BRH Devanagari Extra" w:cs="BRH Devanagari Extra"/>
+                <w:color w:val="000000"/>
+                <w:sz w:val="40"/>
+                <w:szCs w:val="40"/>
+                <w:lang w:bidi="ml-IN"/>
+              </w:rPr>
+              <w:t>å</w:t>
+            </w:r>
+            <w:r>
+              <w:rPr>
+                <w:rFonts w:ascii="BRH Malayalam Extra" w:hAnsi="BRH Malayalam Extra" w:cs="BRH Devanagari Extra"/>
+                <w:color w:val="000000"/>
+                <w:sz w:val="32"/>
+                <w:szCs w:val="40"/>
+                <w:lang w:bidi="ml-IN"/>
+              </w:rPr>
+              <w:t>–</w:t>
+            </w:r>
+            <w:r>
+              <w:rPr>
+                <w:rFonts w:ascii="BRH Devanagari Extra" w:hAnsi="BRH Devanagari Extra" w:cs="BRH Devanagari Extra"/>
+                <w:color w:val="000000"/>
+                <w:sz w:val="40"/>
+                <w:szCs w:val="40"/>
+                <w:lang w:bidi="ml-IN"/>
+              </w:rPr>
+              <w:t xml:space="preserve"> rÉÈ | </w:t>
+            </w:r>
+          </w:p>
+          <w:p>
+            <w:pPr>
+              <w:widowControl w:val="0"/>
+              <w:autoSpaceDE w:val="0"/>
+              <w:autoSpaceDN w:val="0"/>
+              <w:adjustRightInd w:val="0"/>
+              <w:spacing w:before="0" w:line="240" w:lineRule="auto"/>
+              <w:rPr>
+                <w:rFonts w:ascii="BRH Malayalam Extra" w:eastAsia="Times New Roman" w:hAnsi="BRH Malayalam Extra" w:cs="BRH Malayalam Extra"/>
+                <w:color w:val="000000"/>
+                <w:sz w:val="40"/>
+                <w:szCs w:val="40"/>
+                <w:lang w:eastAsia="en-IN" w:bidi="ml-IN"/>
+              </w:rPr>
+            </w:pPr>
+            <w:r>
+              <w:rPr>
+                <w:rFonts w:ascii="BRH Devanagari Extra" w:hAnsi="BRH Devanagari Extra" w:cs="BRH Devanagari Extra"/>
+                <w:color w:val="000000"/>
+                <w:sz w:val="40"/>
+                <w:szCs w:val="40"/>
+                <w:lang w:bidi="ml-IN"/>
+              </w:rPr>
+              <w:t>ÌuÉ</w:t>
+            </w:r>
+            <w:r>
+              <w:rPr>
+                <w:rFonts w:ascii="BRH Malayalam Extra" w:hAnsi="BRH Malayalam Extra" w:cs="BRH Devanagari Extra"/>
+                <w:color w:val="000000"/>
+                <w:sz w:val="32"/>
+                <w:szCs w:val="40"/>
+                <w:lang w:bidi="ml-IN"/>
+              </w:rPr>
+              <w:t>–</w:t>
+            </w:r>
+            <w:r>
+              <w:rPr>
+                <w:rFonts w:ascii="BRH Devanagari Extra" w:hAnsi="BRH Devanagari Extra" w:cs="BRH Devanagari Extra"/>
+                <w:color w:val="000000"/>
+                <w:sz w:val="40"/>
+                <w:szCs w:val="40"/>
+                <w:lang w:bidi="ml-IN"/>
+              </w:rPr>
+              <w:t>kÉÏ</w:t>
+            </w:r>
+            <w:r>
+              <w:rPr>
+                <w:rFonts w:ascii="BRH Malayalam Extra" w:hAnsi="BRH Malayalam Extra" w:cs="BRH Devanagari Extra"/>
+                <w:color w:val="000000"/>
+                <w:sz w:val="32"/>
+                <w:szCs w:val="40"/>
+                <w:lang w:bidi="ml-IN"/>
+              </w:rPr>
+              <w:t>–</w:t>
+            </w:r>
+            <w:r>
+              <w:rPr>
+                <w:rFonts w:ascii="BRH Devanagari Extra" w:hAnsi="BRH Devanagari Extra" w:cs="BRH Devanagari Extra"/>
+                <w:color w:val="000000"/>
+                <w:sz w:val="40"/>
+                <w:szCs w:val="40"/>
+                <w:lang w:bidi="ml-IN"/>
+              </w:rPr>
+              <w:t>rÉiÉ</w:t>
+            </w:r>
+            <w:r>
+              <w:rPr>
+                <w:rFonts w:ascii="BRH Malayalam Extra" w:hAnsi="BRH Malayalam Extra" w:cs="BRH Devanagari Extra"/>
+                <w:color w:val="000000"/>
+                <w:sz w:val="32"/>
+                <w:szCs w:val="40"/>
+                <w:lang w:bidi="ml-IN"/>
+              </w:rPr>
+              <w:t>–</w:t>
+            </w:r>
+            <w:r>
+              <w:rPr>
+                <w:rFonts w:ascii="BRH Devanagari Extra" w:hAnsi="BRH Devanagari Extra" w:cs="BRH Devanagari Extra"/>
+                <w:color w:val="000000"/>
+                <w:sz w:val="40"/>
+                <w:szCs w:val="40"/>
+                <w:lang w:bidi="ml-IN"/>
+              </w:rPr>
+              <w:t xml:space="preserve"> CÌiÉþ ÌuÉ - kÉÏ</w:t>
+            </w:r>
+            <w:r>
+              <w:rPr>
+                <w:rFonts w:ascii="BRH Malayalam Extra" w:hAnsi="BRH Malayalam Extra" w:cs="BRH Devanagari Extra"/>
+                <w:color w:val="000000"/>
+                <w:sz w:val="32"/>
+                <w:szCs w:val="40"/>
+                <w:lang w:bidi="ml-IN"/>
+              </w:rPr>
+              <w:t>–</w:t>
+            </w:r>
+            <w:r>
+              <w:rPr>
+                <w:rFonts w:ascii="BRH Devanagari Extra" w:hAnsi="BRH Devanagari Extra" w:cs="BRH Devanagari Extra"/>
+                <w:color w:val="000000"/>
+                <w:sz w:val="40"/>
+                <w:szCs w:val="40"/>
+                <w:lang w:bidi="ml-IN"/>
+              </w:rPr>
+              <w:t>rÉiÉ</w:t>
+            </w:r>
+            <w:r>
+              <w:rPr>
+                <w:rFonts w:ascii="BRH Devanagari Extra" w:hAnsi="BRH Devanagari Extra" w:cs="BRH Devanagari Extra"/>
+                <w:color w:val="000000"/>
+                <w:sz w:val="40"/>
+                <w:szCs w:val="40"/>
+                <w:lang w:bidi="ml-IN"/>
+              </w:rPr>
+              <w:t>å</w:t>
+            </w:r>
+            <w:r>
+              <w:rPr>
+                <w:rFonts w:ascii="BRH Devanagari Extra" w:hAnsi="BRH Devanagari Extra" w:cs="BRH Devanagari Extra"/>
+                <w:color w:val="000000"/>
+                <w:sz w:val="40"/>
+                <w:szCs w:val="40"/>
+                <w:lang w:bidi="ml-IN"/>
+              </w:rPr>
+              <w:t>ÿ |</w:t>
+            </w:r>
+          </w:p>
+        </w:tc>
+      </w:tr>
+      <w:tr>
+        <w:trPr>
           <w:trHeight w:val="1124"/>
         </w:trPr>
         <w:tc>
@@ -2202,7 +2812,6 @@
                 <w:sz w:val="28"/>
                 <w:szCs w:val="32"/>
               </w:rPr>
-              <w:lastRenderedPageBreak/>
               <w:t>T.S.5.3.</w:t>
             </w:r>
             <w:r>
@@ -2570,7 +3179,7 @@
           <w:sz w:val="32"/>
           <w:szCs w:val="32"/>
           <w:u w:val="single"/>
-          <w:lang w:val="it-IT"/>
+          <w:lang w:val="en-IN"/>
         </w:rPr>
       </w:pPr>
       <w:r>
@@ -2580,7 +3189,7 @@
           <w:sz w:val="32"/>
           <w:szCs w:val="32"/>
           <w:u w:val="single"/>
-          <w:lang w:val="it-IT"/>
+          <w:lang w:val="en-IN"/>
         </w:rPr>
         <w:t>=============</w:t>
       </w:r>
@@ -2594,7 +3203,7 @@
           <w:sz w:val="32"/>
           <w:szCs w:val="32"/>
           <w:u w:val="single"/>
-          <w:lang w:val="it-IT"/>
+          <w:lang w:val="en-IN"/>
         </w:rPr>
       </w:pPr>
     </w:p>
@@ -3402,7 +4011,6 @@
           <w:szCs w:val="32"/>
           <w:u w:val="single"/>
         </w:rPr>
-        <w:lastRenderedPageBreak/>
         <w:t xml:space="preserve">TS </w:t>
       </w:r>
       <w:r>
@@ -5086,6 +5694,7 @@
                 <w:sz w:val="28"/>
                 <w:szCs w:val="32"/>
               </w:rPr>
+              <w:lastRenderedPageBreak/>
               <w:t>T.S.5.3.4.5 – Kramam</w:t>
             </w:r>
           </w:p>
@@ -5811,7 +6420,6 @@
                 <w:sz w:val="28"/>
                 <w:szCs w:val="32"/>
               </w:rPr>
-              <w:lastRenderedPageBreak/>
               <w:t>T.S.5.3.7.4 – Kramam</w:t>
             </w:r>
           </w:p>
@@ -7768,6 +8376,7 @@
           <w:szCs w:val="32"/>
           <w:u w:val="single"/>
         </w:rPr>
+        <w:lastRenderedPageBreak/>
         <w:t>=========================</w:t>
       </w:r>
     </w:p>
@@ -7826,7 +8435,6 @@
           <w:szCs w:val="32"/>
           <w:u w:val="single"/>
         </w:rPr>
-        <w:lastRenderedPageBreak/>
         <w:t xml:space="preserve">TS </w:t>
       </w:r>
       <w:r>

--- a/TS-Kramam/TS-5.3/TS 5.3 Sanskrit Krama Paatam Corrections.docx
+++ b/TS-Kramam/TS-5.3/TS 5.3 Sanskrit Krama Paatam Corrections.docx
@@ -3165,6 +3165,706 @@
                 <w:lang w:val="it-IT" w:bidi="ml-IN"/>
               </w:rPr>
               <w:t xml:space="preserve"> iÉÉÌlÉþ |</w:t>
+            </w:r>
+          </w:p>
+        </w:tc>
+      </w:tr>
+      <w:tr>
+        <w:trPr>
+          <w:trHeight w:val="1124"/>
+        </w:trPr>
+        <w:tc>
+          <w:tcPr>
+            <w:tcW w:w="3764" w:type="dxa"/>
+          </w:tcPr>
+          <w:p>
+            <w:pPr>
+              <w:widowControl w:val="0"/>
+              <w:tabs>
+                <w:tab w:val="left" w:pos="993"/>
+              </w:tabs>
+              <w:autoSpaceDE w:val="0"/>
+              <w:autoSpaceDN w:val="0"/>
+              <w:adjustRightInd w:val="0"/>
+              <w:spacing w:before="0" w:line="240" w:lineRule="auto"/>
+              <w:ind w:right="297"/>
+              <w:rPr>
+                <w:rFonts w:cs="Arial"/>
+                <w:b/>
+                <w:sz w:val="28"/>
+                <w:szCs w:val="32"/>
+              </w:rPr>
+            </w:pPr>
+            <w:r>
+              <w:rPr>
+                <w:rFonts w:cs="Arial"/>
+                <w:b/>
+                <w:sz w:val="28"/>
+                <w:szCs w:val="32"/>
+              </w:rPr>
+              <w:t>T.S.5.3.</w:t>
+            </w:r>
+            <w:r>
+              <w:rPr>
+                <w:rFonts w:cs="Arial"/>
+                <w:b/>
+                <w:sz w:val="28"/>
+                <w:szCs w:val="32"/>
+              </w:rPr>
+              <w:t>7.1</w:t>
+            </w:r>
+            <w:r>
+              <w:rPr>
+                <w:rFonts w:cs="Arial"/>
+                <w:b/>
+                <w:sz w:val="28"/>
+                <w:szCs w:val="32"/>
+              </w:rPr>
+              <w:t xml:space="preserve"> – Kramam</w:t>
+            </w:r>
+          </w:p>
+          <w:p>
+            <w:pPr>
+              <w:widowControl w:val="0"/>
+              <w:tabs>
+                <w:tab w:val="left" w:pos="993"/>
+              </w:tabs>
+              <w:autoSpaceDE w:val="0"/>
+              <w:autoSpaceDN w:val="0"/>
+              <w:adjustRightInd w:val="0"/>
+              <w:spacing w:before="0" w:line="240" w:lineRule="auto"/>
+              <w:ind w:right="297"/>
+              <w:rPr>
+                <w:rFonts w:cs="Arial"/>
+                <w:b/>
+                <w:sz w:val="28"/>
+                <w:szCs w:val="36"/>
+                <w:lang w:val="en-IN"/>
+              </w:rPr>
+            </w:pPr>
+            <w:r>
+              <w:rPr>
+                <w:rFonts w:cs="Arial"/>
+                <w:b/>
+                <w:sz w:val="28"/>
+                <w:szCs w:val="36"/>
+                <w:lang w:val="en-IN"/>
+              </w:rPr>
+              <w:t>Krama Vaakyam No.– 33</w:t>
+            </w:r>
+          </w:p>
+          <w:p>
+            <w:pPr>
+              <w:widowControl w:val="0"/>
+              <w:tabs>
+                <w:tab w:val="left" w:pos="993"/>
+              </w:tabs>
+              <w:autoSpaceDE w:val="0"/>
+              <w:autoSpaceDN w:val="0"/>
+              <w:adjustRightInd w:val="0"/>
+              <w:spacing w:before="0" w:line="240" w:lineRule="auto"/>
+              <w:ind w:right="297"/>
+              <w:rPr>
+                <w:rFonts w:cs="Arial"/>
+                <w:b/>
+                <w:sz w:val="28"/>
+                <w:szCs w:val="32"/>
+                <w:lang w:val="it-IT"/>
+              </w:rPr>
+            </w:pPr>
+            <w:r>
+              <w:rPr>
+                <w:rFonts w:cs="Arial"/>
+                <w:b/>
+                <w:sz w:val="28"/>
+                <w:szCs w:val="32"/>
+                <w:lang w:val="it-IT"/>
+              </w:rPr>
+              <w:t>Panchaati No</w:t>
+            </w:r>
+            <w:r>
+              <w:rPr>
+                <w:rFonts w:cs="Arial"/>
+                <w:b/>
+                <w:szCs w:val="32"/>
+                <w:lang w:val="it-IT"/>
+              </w:rPr>
+              <w:t xml:space="preserve">. - </w:t>
+            </w:r>
+            <w:r>
+              <w:rPr>
+                <w:rFonts w:cs="Arial"/>
+                <w:b/>
+                <w:sz w:val="28"/>
+                <w:szCs w:val="32"/>
+                <w:lang w:val="it-IT"/>
+              </w:rPr>
+              <w:t>31</w:t>
+            </w:r>
+          </w:p>
+        </w:tc>
+        <w:tc>
+          <w:tcPr>
+            <w:tcW w:w="5528" w:type="dxa"/>
+          </w:tcPr>
+          <w:p>
+            <w:pPr>
+              <w:widowControl w:val="0"/>
+              <w:autoSpaceDE w:val="0"/>
+              <w:autoSpaceDN w:val="0"/>
+              <w:adjustRightInd w:val="0"/>
+              <w:spacing w:before="0" w:line="240" w:lineRule="auto"/>
+              <w:rPr>
+                <w:rFonts w:ascii="BRH Devanagari Extra" w:hAnsi="BRH Devanagari Extra" w:cs="BRH Devanagari Extra"/>
+                <w:color w:val="000000"/>
+                <w:sz w:val="40"/>
+                <w:szCs w:val="40"/>
+                <w:lang w:val="it-IT" w:bidi="ml-IN"/>
+              </w:rPr>
+            </w:pPr>
+            <w:r>
+              <w:rPr>
+                <w:rFonts w:ascii="BRH Devanagari Extra" w:hAnsi="BRH Devanagari Extra" w:cs="BRH Devanagari Extra"/>
+                <w:color w:val="000000"/>
+                <w:sz w:val="40"/>
+                <w:szCs w:val="40"/>
+                <w:lang w:val="it-IT" w:bidi="ml-IN"/>
+              </w:rPr>
+              <w:t>rÉx</w:t>
+            </w:r>
+            <w:r>
+              <w:rPr>
+                <w:rFonts w:ascii="BRH Devanagari Extra" w:hAnsi="BRH Devanagari Extra" w:cs="BRH Devanagari Extra"/>
+                <w:color w:val="000000"/>
+                <w:sz w:val="40"/>
+                <w:szCs w:val="40"/>
+                <w:highlight w:val="yellow"/>
+                <w:lang w:val="it-IT" w:bidi="ml-IN"/>
+              </w:rPr>
+              <w:t>rÉ</w:t>
+            </w:r>
+            <w:r>
+              <w:rPr>
+                <w:rFonts w:ascii="BRH Devanagari Extra" w:hAnsi="BRH Devanagari Extra" w:cs="BRH Devanagari Extra"/>
+                <w:color w:val="000000"/>
+                <w:sz w:val="40"/>
+                <w:szCs w:val="40"/>
+                <w:lang w:val="it-IT" w:bidi="ml-IN"/>
+              </w:rPr>
+              <w:t>å</w:t>
+            </w:r>
+            <w:r>
+              <w:rPr>
+                <w:rFonts w:ascii="BRH Malayalam Extra" w:hAnsi="BRH Malayalam Extra" w:cs="BRH Devanagari Extra"/>
+                <w:color w:val="000000"/>
+                <w:sz w:val="32"/>
+                <w:szCs w:val="40"/>
+                <w:lang w:val="it-IT" w:bidi="ml-IN"/>
+              </w:rPr>
+              <w:t>–</w:t>
+            </w:r>
+            <w:r>
+              <w:rPr>
+                <w:rFonts w:ascii="BRH Devanagari Extra" w:hAnsi="BRH Devanagari Extra" w:cs="BRH Devanagari Extra"/>
+                <w:color w:val="000000"/>
+                <w:sz w:val="40"/>
+                <w:szCs w:val="40"/>
+                <w:lang w:val="it-IT" w:bidi="ml-IN"/>
+              </w:rPr>
+              <w:t>iÉÉÈ | L</w:t>
+            </w:r>
+            <w:r>
+              <w:rPr>
+                <w:rFonts w:ascii="BRH Malayalam Extra" w:hAnsi="BRH Malayalam Extra" w:cs="BRH Devanagari Extra"/>
+                <w:color w:val="000000"/>
+                <w:sz w:val="32"/>
+                <w:szCs w:val="40"/>
+                <w:lang w:val="it-IT" w:bidi="ml-IN"/>
+              </w:rPr>
+              <w:t>–</w:t>
+            </w:r>
+            <w:r>
+              <w:rPr>
+                <w:rFonts w:ascii="BRH Devanagari Extra" w:hAnsi="BRH Devanagari Extra" w:cs="BRH Devanagari Extra"/>
+                <w:color w:val="000000"/>
+                <w:sz w:val="40"/>
+                <w:szCs w:val="40"/>
+                <w:lang w:val="it-IT" w:bidi="ml-IN"/>
+              </w:rPr>
+              <w:t>iÉÉ EþmÉkÉÏ</w:t>
+            </w:r>
+            <w:r>
+              <w:rPr>
+                <w:rFonts w:ascii="BRH Malayalam Extra" w:hAnsi="BRH Malayalam Extra" w:cs="BRH Devanagari Extra"/>
+                <w:color w:val="000000"/>
+                <w:sz w:val="32"/>
+                <w:szCs w:val="40"/>
+                <w:lang w:val="it-IT" w:bidi="ml-IN"/>
+              </w:rPr>
+              <w:t>–</w:t>
+            </w:r>
+            <w:r>
+              <w:rPr>
+                <w:rFonts w:ascii="BRH Devanagari Extra" w:hAnsi="BRH Devanagari Extra" w:cs="BRH Devanagari Extra"/>
+                <w:color w:val="000000"/>
+                <w:sz w:val="40"/>
+                <w:szCs w:val="40"/>
+                <w:lang w:val="it-IT" w:bidi="ml-IN"/>
+              </w:rPr>
+              <w:t>rÉliÉåÿ |</w:t>
+            </w:r>
+          </w:p>
+        </w:tc>
+        <w:tc>
+          <w:tcPr>
+            <w:tcW w:w="5103" w:type="dxa"/>
+          </w:tcPr>
+          <w:p>
+            <w:pPr>
+              <w:widowControl w:val="0"/>
+              <w:autoSpaceDE w:val="0"/>
+              <w:autoSpaceDN w:val="0"/>
+              <w:adjustRightInd w:val="0"/>
+              <w:spacing w:before="0" w:line="240" w:lineRule="auto"/>
+              <w:rPr>
+                <w:rFonts w:ascii="BRH Devanagari Extra" w:hAnsi="BRH Devanagari Extra" w:cs="BRH Devanagari Extra"/>
+                <w:color w:val="000000"/>
+                <w:sz w:val="40"/>
+                <w:szCs w:val="40"/>
+                <w:lang w:val="it-IT" w:bidi="ml-IN"/>
+              </w:rPr>
+            </w:pPr>
+            <w:r>
+              <w:rPr>
+                <w:rFonts w:ascii="BRH Devanagari Extra" w:hAnsi="BRH Devanagari Extra" w:cs="BRH Devanagari Extra"/>
+                <w:color w:val="000000"/>
+                <w:sz w:val="40"/>
+                <w:szCs w:val="40"/>
+                <w:lang w:val="it-IT" w:bidi="ml-IN"/>
+              </w:rPr>
+              <w:t>rÉx</w:t>
+            </w:r>
+            <w:r>
+              <w:rPr>
+                <w:rFonts w:ascii="BRH Devanagari Extra" w:hAnsi="BRH Devanagari Extra" w:cs="BRH Devanagari Extra"/>
+                <w:color w:val="000000"/>
+                <w:sz w:val="40"/>
+                <w:szCs w:val="40"/>
+                <w:highlight w:val="green"/>
+                <w:lang w:val="it-IT" w:bidi="ml-IN"/>
+              </w:rPr>
+              <w:t>rÉ</w:t>
+            </w:r>
+            <w:r>
+              <w:rPr>
+                <w:rFonts w:ascii="BRH Devanagari Extra" w:hAnsi="BRH Devanagari Extra" w:cs="BRH Devanagari Extra"/>
+                <w:color w:val="000000"/>
+                <w:sz w:val="40"/>
+                <w:szCs w:val="40"/>
+                <w:lang w:val="it-IT" w:bidi="ml-IN"/>
+              </w:rPr>
+              <w:t>æ</w:t>
+            </w:r>
+            <w:r>
+              <w:rPr>
+                <w:rFonts w:ascii="BRH Malayalam Extra" w:hAnsi="BRH Malayalam Extra" w:cs="BRH Devanagari Extra"/>
+                <w:color w:val="000000"/>
+                <w:sz w:val="32"/>
+                <w:szCs w:val="40"/>
+                <w:lang w:val="it-IT" w:bidi="ml-IN"/>
+              </w:rPr>
+              <w:t>–</w:t>
+            </w:r>
+            <w:r>
+              <w:rPr>
+                <w:rFonts w:ascii="BRH Devanagari Extra" w:hAnsi="BRH Devanagari Extra" w:cs="BRH Devanagari Extra"/>
+                <w:color w:val="000000"/>
+                <w:sz w:val="40"/>
+                <w:szCs w:val="40"/>
+                <w:lang w:val="it-IT" w:bidi="ml-IN"/>
+              </w:rPr>
+              <w:t>iÉÉÈ | L</w:t>
+            </w:r>
+            <w:r>
+              <w:rPr>
+                <w:rFonts w:ascii="BRH Malayalam Extra" w:hAnsi="BRH Malayalam Extra" w:cs="BRH Devanagari Extra"/>
+                <w:color w:val="000000"/>
+                <w:sz w:val="32"/>
+                <w:szCs w:val="40"/>
+                <w:lang w:val="it-IT" w:bidi="ml-IN"/>
+              </w:rPr>
+              <w:t>–</w:t>
+            </w:r>
+            <w:r>
+              <w:rPr>
+                <w:rFonts w:ascii="BRH Devanagari Extra" w:hAnsi="BRH Devanagari Extra" w:cs="BRH Devanagari Extra"/>
+                <w:color w:val="000000"/>
+                <w:sz w:val="40"/>
+                <w:szCs w:val="40"/>
+                <w:lang w:val="it-IT" w:bidi="ml-IN"/>
+              </w:rPr>
+              <w:t>iÉÉ EþmÉkÉÏ</w:t>
+            </w:r>
+            <w:r>
+              <w:rPr>
+                <w:rFonts w:ascii="BRH Malayalam Extra" w:hAnsi="BRH Malayalam Extra" w:cs="BRH Devanagari Extra"/>
+                <w:color w:val="000000"/>
+                <w:sz w:val="32"/>
+                <w:szCs w:val="40"/>
+                <w:lang w:val="it-IT" w:bidi="ml-IN"/>
+              </w:rPr>
+              <w:t>–</w:t>
+            </w:r>
+            <w:r>
+              <w:rPr>
+                <w:rFonts w:ascii="BRH Devanagari Extra" w:hAnsi="BRH Devanagari Extra" w:cs="BRH Devanagari Extra"/>
+                <w:color w:val="000000"/>
+                <w:sz w:val="40"/>
+                <w:szCs w:val="40"/>
+                <w:lang w:val="it-IT" w:bidi="ml-IN"/>
+              </w:rPr>
+              <w:t>rÉliÉåÿ |</w:t>
+            </w:r>
+          </w:p>
+        </w:tc>
+      </w:tr>
+      <w:tr>
+        <w:trPr>
+          <w:trHeight w:val="1124"/>
+        </w:trPr>
+        <w:tc>
+          <w:tcPr>
+            <w:tcW w:w="3764" w:type="dxa"/>
+          </w:tcPr>
+          <w:p>
+            <w:pPr>
+              <w:widowControl w:val="0"/>
+              <w:tabs>
+                <w:tab w:val="left" w:pos="993"/>
+              </w:tabs>
+              <w:autoSpaceDE w:val="0"/>
+              <w:autoSpaceDN w:val="0"/>
+              <w:adjustRightInd w:val="0"/>
+              <w:spacing w:before="0" w:line="240" w:lineRule="auto"/>
+              <w:ind w:right="297"/>
+              <w:rPr>
+                <w:rFonts w:cs="Arial"/>
+                <w:b/>
+                <w:color w:val="EE0000"/>
+                <w:sz w:val="28"/>
+                <w:szCs w:val="32"/>
+              </w:rPr>
+            </w:pPr>
+            <w:r>
+              <w:rPr>
+                <w:rFonts w:cs="Arial"/>
+                <w:b/>
+                <w:color w:val="EE0000"/>
+                <w:sz w:val="28"/>
+                <w:szCs w:val="32"/>
+              </w:rPr>
+              <w:t>T.S.5.3.</w:t>
+            </w:r>
+            <w:r>
+              <w:rPr>
+                <w:rFonts w:cs="Arial"/>
+                <w:b/>
+                <w:color w:val="EE0000"/>
+                <w:sz w:val="28"/>
+                <w:szCs w:val="32"/>
+              </w:rPr>
+              <w:t>9.2</w:t>
+            </w:r>
+            <w:r>
+              <w:rPr>
+                <w:rFonts w:cs="Arial"/>
+                <w:b/>
+                <w:color w:val="EE0000"/>
+                <w:sz w:val="28"/>
+                <w:szCs w:val="32"/>
+              </w:rPr>
+              <w:t xml:space="preserve"> – Kramam</w:t>
+            </w:r>
+          </w:p>
+          <w:p>
+            <w:pPr>
+              <w:widowControl w:val="0"/>
+              <w:tabs>
+                <w:tab w:val="left" w:pos="993"/>
+              </w:tabs>
+              <w:autoSpaceDE w:val="0"/>
+              <w:autoSpaceDN w:val="0"/>
+              <w:adjustRightInd w:val="0"/>
+              <w:spacing w:before="0" w:line="240" w:lineRule="auto"/>
+              <w:ind w:right="297"/>
+              <w:rPr>
+                <w:rFonts w:cs="Arial"/>
+                <w:b/>
+                <w:color w:val="EE0000"/>
+                <w:sz w:val="28"/>
+                <w:szCs w:val="36"/>
+                <w:lang w:val="en-IN"/>
+              </w:rPr>
+            </w:pPr>
+            <w:r>
+              <w:rPr>
+                <w:rFonts w:cs="Arial"/>
+                <w:b/>
+                <w:color w:val="EE0000"/>
+                <w:sz w:val="28"/>
+                <w:szCs w:val="36"/>
+                <w:lang w:val="en-IN"/>
+              </w:rPr>
+              <w:t>Krama Vaakyam No.– 42</w:t>
+            </w:r>
+          </w:p>
+          <w:p>
+            <w:pPr>
+              <w:widowControl w:val="0"/>
+              <w:tabs>
+                <w:tab w:val="left" w:pos="993"/>
+              </w:tabs>
+              <w:autoSpaceDE w:val="0"/>
+              <w:autoSpaceDN w:val="0"/>
+              <w:adjustRightInd w:val="0"/>
+              <w:spacing w:before="0" w:line="240" w:lineRule="auto"/>
+              <w:ind w:right="297"/>
+              <w:rPr>
+                <w:rFonts w:cs="Arial"/>
+                <w:b/>
+                <w:color w:val="EE0000"/>
+                <w:sz w:val="28"/>
+                <w:szCs w:val="32"/>
+                <w:lang w:val="it-IT"/>
+              </w:rPr>
+            </w:pPr>
+            <w:r>
+              <w:rPr>
+                <w:rFonts w:cs="Arial"/>
+                <w:b/>
+                <w:color w:val="EE0000"/>
+                <w:sz w:val="28"/>
+                <w:szCs w:val="32"/>
+                <w:lang w:val="it-IT"/>
+              </w:rPr>
+              <w:t>Panchaati No</w:t>
+            </w:r>
+            <w:r>
+              <w:rPr>
+                <w:rFonts w:cs="Arial"/>
+                <w:b/>
+                <w:color w:val="EE0000"/>
+                <w:szCs w:val="32"/>
+                <w:lang w:val="it-IT"/>
+              </w:rPr>
+              <w:t xml:space="preserve">. - </w:t>
+            </w:r>
+            <w:r>
+              <w:rPr>
+                <w:rFonts w:cs="Arial"/>
+                <w:b/>
+                <w:color w:val="EE0000"/>
+                <w:sz w:val="28"/>
+                <w:szCs w:val="32"/>
+                <w:lang w:val="it-IT"/>
+              </w:rPr>
+              <w:t>39</w:t>
+            </w:r>
+          </w:p>
+        </w:tc>
+        <w:tc>
+          <w:tcPr>
+            <w:tcW w:w="5528" w:type="dxa"/>
+          </w:tcPr>
+          <w:p>
+            <w:pPr>
+              <w:widowControl w:val="0"/>
+              <w:autoSpaceDE w:val="0"/>
+              <w:autoSpaceDN w:val="0"/>
+              <w:adjustRightInd w:val="0"/>
+              <w:spacing w:before="0" w:line="240" w:lineRule="auto"/>
+              <w:rPr>
+                <w:rFonts w:ascii="BRH Devanagari Extra" w:hAnsi="BRH Devanagari Extra" w:cs="BRH Devanagari Extra"/>
+                <w:color w:val="EE0000"/>
+                <w:sz w:val="40"/>
+                <w:szCs w:val="40"/>
+                <w:lang w:val="it-IT" w:bidi="ml-IN"/>
+              </w:rPr>
+            </w:pPr>
+            <w:r>
+              <w:rPr>
+                <w:rFonts w:ascii="BRH Devanagari Extra" w:hAnsi="BRH Devanagari Extra" w:cs="BRH Devanagari Extra"/>
+                <w:color w:val="EE0000"/>
+                <w:sz w:val="40"/>
+                <w:szCs w:val="40"/>
+                <w:lang w:val="it-IT" w:bidi="ml-IN"/>
+              </w:rPr>
+              <w:t>sÉÉå</w:t>
+            </w:r>
+            <w:r>
+              <w:rPr>
+                <w:rFonts w:ascii="BRH Malayalam Extra" w:hAnsi="BRH Malayalam Extra" w:cs="BRH Devanagari Extra"/>
+                <w:color w:val="EE0000"/>
+                <w:sz w:val="32"/>
+                <w:szCs w:val="40"/>
+                <w:lang w:val="it-IT" w:bidi="ml-IN"/>
+              </w:rPr>
+              <w:t>–</w:t>
+            </w:r>
+            <w:r>
+              <w:rPr>
+                <w:rFonts w:ascii="BRH Devanagari Extra" w:hAnsi="BRH Devanagari Extra" w:cs="BRH Devanagari Extra"/>
+                <w:color w:val="EE0000"/>
+                <w:sz w:val="40"/>
+                <w:szCs w:val="40"/>
+                <w:lang w:val="it-IT" w:bidi="ml-IN"/>
+              </w:rPr>
+              <w:t xml:space="preserve">MüÉlÉç </w:t>
+            </w:r>
+            <w:r>
+              <w:rPr>
+                <w:rFonts w:ascii="BRH Devanagari Extra" w:hAnsi="BRH Devanagari Extra" w:cs="BRH Devanagari Extra"/>
+                <w:color w:val="EE0000"/>
+                <w:sz w:val="40"/>
+                <w:szCs w:val="40"/>
+                <w:highlight w:val="yellow"/>
+                <w:lang w:val="it-IT" w:bidi="ml-IN"/>
+              </w:rPr>
+              <w:t>eÉ</w:t>
+            </w:r>
+            <w:r>
+              <w:rPr>
+                <w:rFonts w:ascii="BRH Devanagari Extra" w:hAnsi="BRH Devanagari Extra" w:cs="BRH Devanagari Extra"/>
+                <w:color w:val="EE0000"/>
+                <w:sz w:val="40"/>
+                <w:szCs w:val="40"/>
+                <w:lang w:val="it-IT" w:bidi="ml-IN"/>
+              </w:rPr>
+              <w:t xml:space="preserve">ÉåÌiÉþwqÉiÉÈ | </w:t>
+            </w:r>
+          </w:p>
+          <w:p>
+            <w:pPr>
+              <w:widowControl w:val="0"/>
+              <w:autoSpaceDE w:val="0"/>
+              <w:autoSpaceDN w:val="0"/>
+              <w:adjustRightInd w:val="0"/>
+              <w:spacing w:before="0" w:line="240" w:lineRule="auto"/>
+              <w:rPr>
+                <w:rFonts w:ascii="BRH Malayalam Extra" w:eastAsia="Times New Roman" w:hAnsi="BRH Malayalam Extra" w:cs="BRH Malayalam Extra"/>
+                <w:color w:val="EE0000"/>
+                <w:sz w:val="40"/>
+                <w:szCs w:val="40"/>
+                <w:lang w:val="it-IT" w:eastAsia="en-IN" w:bidi="ml-IN"/>
+              </w:rPr>
+            </w:pPr>
+            <w:r>
+              <w:rPr>
+                <w:rFonts w:ascii="BRH Devanagari Extra" w:hAnsi="BRH Devanagari Extra" w:cs="BRH Devanagari Extra"/>
+                <w:color w:val="EE0000"/>
+                <w:sz w:val="40"/>
+                <w:szCs w:val="40"/>
+                <w:lang w:val="it-IT" w:bidi="ml-IN"/>
+              </w:rPr>
+              <w:t>erÉÉåÌiÉþwqÉiÉÈ MÑüÂiÉå |</w:t>
+            </w:r>
+          </w:p>
+        </w:tc>
+        <w:tc>
+          <w:tcPr>
+            <w:tcW w:w="5103" w:type="dxa"/>
+          </w:tcPr>
+          <w:p>
+            <w:pPr>
+              <w:widowControl w:val="0"/>
+              <w:autoSpaceDE w:val="0"/>
+              <w:autoSpaceDN w:val="0"/>
+              <w:adjustRightInd w:val="0"/>
+              <w:spacing w:before="0" w:line="240" w:lineRule="auto"/>
+              <w:rPr>
+                <w:rFonts w:ascii="BRH Devanagari Extra" w:hAnsi="BRH Devanagari Extra" w:cs="BRH Devanagari Extra"/>
+                <w:color w:val="EE0000"/>
+                <w:sz w:val="40"/>
+                <w:szCs w:val="40"/>
+                <w:lang w:val="it-IT" w:bidi="ml-IN"/>
+              </w:rPr>
+            </w:pPr>
+            <w:r>
+              <w:rPr>
+                <w:rFonts w:ascii="BRH Devanagari Extra" w:hAnsi="BRH Devanagari Extra" w:cs="BRH Devanagari Extra"/>
+                <w:color w:val="EE0000"/>
+                <w:sz w:val="40"/>
+                <w:szCs w:val="40"/>
+                <w:lang w:val="it-IT" w:bidi="ml-IN"/>
+              </w:rPr>
+              <w:t>sÉÉå</w:t>
+            </w:r>
+            <w:r>
+              <w:rPr>
+                <w:rFonts w:ascii="BRH Malayalam Extra" w:hAnsi="BRH Malayalam Extra" w:cs="BRH Devanagari Extra"/>
+                <w:color w:val="EE0000"/>
+                <w:sz w:val="32"/>
+                <w:szCs w:val="40"/>
+                <w:lang w:val="it-IT" w:bidi="ml-IN"/>
+              </w:rPr>
+              <w:t>–</w:t>
+            </w:r>
+            <w:r>
+              <w:rPr>
+                <w:rFonts w:ascii="BRH Devanagari Extra" w:hAnsi="BRH Devanagari Extra" w:cs="BRH Devanagari Extra"/>
+                <w:color w:val="EE0000"/>
+                <w:sz w:val="40"/>
+                <w:szCs w:val="40"/>
+                <w:lang w:val="it-IT" w:bidi="ml-IN"/>
+              </w:rPr>
+              <w:t xml:space="preserve">MüÉlÉç </w:t>
+            </w:r>
+            <w:r>
+              <w:rPr>
+                <w:rFonts w:ascii="BRH Devanagari Extra" w:hAnsi="BRH Devanagari Extra" w:cs="BRH Devanagari Extra"/>
+                <w:color w:val="EE0000"/>
+                <w:sz w:val="40"/>
+                <w:szCs w:val="40"/>
+                <w:highlight w:val="green"/>
+                <w:lang w:val="it-IT" w:bidi="ml-IN"/>
+              </w:rPr>
+              <w:t>erÉÉ</w:t>
+            </w:r>
+            <w:r>
+              <w:rPr>
+                <w:rFonts w:ascii="BRH Devanagari Extra" w:hAnsi="BRH Devanagari Extra" w:cs="BRH Devanagari Extra"/>
+                <w:color w:val="EE0000"/>
+                <w:sz w:val="40"/>
+                <w:szCs w:val="40"/>
+                <w:lang w:val="it-IT" w:bidi="ml-IN"/>
+              </w:rPr>
+              <w:t xml:space="preserve">åÌiÉþwqÉiÉÈ | </w:t>
+            </w:r>
+          </w:p>
+          <w:p>
+            <w:pPr>
+              <w:widowControl w:val="0"/>
+              <w:autoSpaceDE w:val="0"/>
+              <w:autoSpaceDN w:val="0"/>
+              <w:adjustRightInd w:val="0"/>
+              <w:spacing w:before="0" w:line="240" w:lineRule="auto"/>
+              <w:rPr>
+                <w:rFonts w:ascii="BRH Malayalam Extra" w:eastAsia="Times New Roman" w:hAnsi="BRH Malayalam Extra" w:cs="BRH Malayalam Extra"/>
+                <w:color w:val="EE0000"/>
+                <w:sz w:val="40"/>
+                <w:szCs w:val="40"/>
+                <w:lang w:val="it-IT" w:eastAsia="en-IN" w:bidi="ml-IN"/>
+              </w:rPr>
+            </w:pPr>
+            <w:r>
+              <w:rPr>
+                <w:rFonts w:ascii="BRH Devanagari Extra" w:hAnsi="BRH Devanagari Extra" w:cs="BRH Devanagari Extra"/>
+                <w:color w:val="EE0000"/>
+                <w:sz w:val="40"/>
+                <w:szCs w:val="40"/>
+                <w:lang w:val="it-IT" w:bidi="ml-IN"/>
+              </w:rPr>
+              <w:t>erÉÉåÌiÉþwqÉiÉÈ MÑüÂiÉå |</w:t>
             </w:r>
           </w:p>
         </w:tc>
@@ -3470,6 +4170,7 @@
                 <w:sz w:val="28"/>
                 <w:szCs w:val="32"/>
               </w:rPr>
+              <w:lastRenderedPageBreak/>
               <w:t>T.S.5.3.</w:t>
             </w:r>
             <w:r>
@@ -4812,6 +5513,7 @@
                 <w:sz w:val="28"/>
                 <w:szCs w:val="32"/>
               </w:rPr>
+              <w:lastRenderedPageBreak/>
               <w:t>T.S.5.3.2.4 – Kramam</w:t>
             </w:r>
           </w:p>
@@ -5694,7 +6396,6 @@
                 <w:sz w:val="28"/>
                 <w:szCs w:val="32"/>
               </w:rPr>
-              <w:lastRenderedPageBreak/>
               <w:t>T.S.5.3.4.5 – Kramam</w:t>
             </w:r>
           </w:p>
@@ -7226,6 +7927,7 @@
                 <w:sz w:val="28"/>
                 <w:szCs w:val="32"/>
               </w:rPr>
+              <w:lastRenderedPageBreak/>
               <w:t>T.S.5.3.9.1 – Kramam</w:t>
             </w:r>
           </w:p>
@@ -8376,7 +9078,6 @@
           <w:szCs w:val="32"/>
           <w:u w:val="single"/>
         </w:rPr>
-        <w:lastRenderedPageBreak/>
         <w:t>=========================</w:t>
       </w:r>
     </w:p>

--- a/TS-Kramam/TS-5.3/TS 5.3 Sanskrit Krama Paatam Corrections.docx
+++ b/TS-Kramam/TS-5.3/TS 5.3 Sanskrit Krama Paatam Corrections.docx
@@ -3563,27 +3563,7 @@
                 <w:sz w:val="28"/>
                 <w:szCs w:val="32"/>
               </w:rPr>
-              <w:t>T.S.5.3.</w:t>
-            </w:r>
-            <w:r>
-              <w:rPr>
-                <w:rFonts w:cs="Arial"/>
-                <w:b/>
-                <w:color w:val="EE0000"/>
-                <w:sz w:val="28"/>
-                <w:szCs w:val="32"/>
-              </w:rPr>
-              <w:t>9.2</w:t>
-            </w:r>
-            <w:r>
-              <w:rPr>
-                <w:rFonts w:cs="Arial"/>
-                <w:b/>
-                <w:color w:val="EE0000"/>
-                <w:sz w:val="28"/>
-                <w:szCs w:val="32"/>
-              </w:rPr>
-              <w:t xml:space="preserve"> – Kramam</w:t>
+              <w:t>T.S.5.3.9.2 – Kramam</w:t>
             </w:r>
           </w:p>
           <w:p>
@@ -3865,6 +3845,388 @@
                 <w:lang w:val="it-IT" w:bidi="ml-IN"/>
               </w:rPr>
               <w:t>erÉÉåÌiÉþwqÉiÉÈ MÑüÂiÉå |</w:t>
+            </w:r>
+          </w:p>
+        </w:tc>
+      </w:tr>
+      <w:tr>
+        <w:trPr>
+          <w:trHeight w:val="1827"/>
+        </w:trPr>
+        <w:tc>
+          <w:tcPr>
+            <w:tcW w:w="3764" w:type="dxa"/>
+          </w:tcPr>
+          <w:p>
+            <w:pPr>
+              <w:widowControl w:val="0"/>
+              <w:tabs>
+                <w:tab w:val="left" w:pos="993"/>
+              </w:tabs>
+              <w:autoSpaceDE w:val="0"/>
+              <w:autoSpaceDN w:val="0"/>
+              <w:adjustRightInd w:val="0"/>
+              <w:spacing w:before="0" w:line="240" w:lineRule="auto"/>
+              <w:ind w:right="297"/>
+              <w:rPr>
+                <w:rFonts w:cs="Arial"/>
+                <w:b/>
+                <w:color w:val="EE0000"/>
+                <w:sz w:val="28"/>
+                <w:szCs w:val="32"/>
+              </w:rPr>
+            </w:pPr>
+            <w:r>
+              <w:rPr>
+                <w:rFonts w:cs="Arial"/>
+                <w:b/>
+                <w:color w:val="EE0000"/>
+                <w:sz w:val="28"/>
+                <w:szCs w:val="32"/>
+              </w:rPr>
+              <w:t>T.S.5.3.12.2 – Kramam</w:t>
+            </w:r>
+          </w:p>
+          <w:p>
+            <w:pPr>
+              <w:widowControl w:val="0"/>
+              <w:tabs>
+                <w:tab w:val="left" w:pos="993"/>
+              </w:tabs>
+              <w:autoSpaceDE w:val="0"/>
+              <w:autoSpaceDN w:val="0"/>
+              <w:adjustRightInd w:val="0"/>
+              <w:spacing w:before="0" w:line="240" w:lineRule="auto"/>
+              <w:ind w:right="297"/>
+              <w:rPr>
+                <w:rFonts w:cs="Arial"/>
+                <w:b/>
+                <w:color w:val="EE0000"/>
+                <w:sz w:val="28"/>
+                <w:szCs w:val="36"/>
+                <w:lang w:val="en-IN"/>
+              </w:rPr>
+            </w:pPr>
+            <w:r>
+              <w:rPr>
+                <w:rFonts w:cs="Arial"/>
+                <w:b/>
+                <w:color w:val="EE0000"/>
+                <w:sz w:val="28"/>
+                <w:szCs w:val="36"/>
+                <w:lang w:val="en-IN"/>
+              </w:rPr>
+              <w:t>Krama Vaakyam No.– 72</w:t>
+            </w:r>
+          </w:p>
+          <w:p>
+            <w:pPr>
+              <w:widowControl w:val="0"/>
+              <w:tabs>
+                <w:tab w:val="left" w:pos="993"/>
+              </w:tabs>
+              <w:autoSpaceDE w:val="0"/>
+              <w:autoSpaceDN w:val="0"/>
+              <w:adjustRightInd w:val="0"/>
+              <w:spacing w:before="0" w:line="240" w:lineRule="auto"/>
+              <w:ind w:right="297"/>
+              <w:rPr>
+                <w:rFonts w:cs="Arial"/>
+                <w:b/>
+                <w:color w:val="EE0000"/>
+                <w:sz w:val="28"/>
+                <w:szCs w:val="32"/>
+                <w:lang w:val="it-IT"/>
+              </w:rPr>
+            </w:pPr>
+            <w:r>
+              <w:rPr>
+                <w:rFonts w:cs="Arial"/>
+                <w:b/>
+                <w:color w:val="EE0000"/>
+                <w:sz w:val="28"/>
+                <w:szCs w:val="32"/>
+                <w:lang w:val="it-IT"/>
+              </w:rPr>
+              <w:t>Panchaati No</w:t>
+            </w:r>
+            <w:r>
+              <w:rPr>
+                <w:rFonts w:cs="Arial"/>
+                <w:b/>
+                <w:color w:val="EE0000"/>
+                <w:szCs w:val="32"/>
+                <w:lang w:val="it-IT"/>
+              </w:rPr>
+              <w:t xml:space="preserve">. - </w:t>
+            </w:r>
+            <w:r>
+              <w:rPr>
+                <w:rFonts w:cs="Arial"/>
+                <w:b/>
+                <w:color w:val="EE0000"/>
+                <w:sz w:val="28"/>
+                <w:szCs w:val="32"/>
+                <w:lang w:val="it-IT"/>
+              </w:rPr>
+              <w:t>48</w:t>
+            </w:r>
+          </w:p>
+        </w:tc>
+        <w:tc>
+          <w:tcPr>
+            <w:tcW w:w="5528" w:type="dxa"/>
+          </w:tcPr>
+          <w:p>
+            <w:pPr>
+              <w:widowControl w:val="0"/>
+              <w:autoSpaceDE w:val="0"/>
+              <w:autoSpaceDN w:val="0"/>
+              <w:adjustRightInd w:val="0"/>
+              <w:spacing w:before="0" w:line="240" w:lineRule="auto"/>
+              <w:rPr>
+                <w:rFonts w:ascii="BRH Devanagari Extra" w:hAnsi="BRH Devanagari Extra" w:cs="BRH Devanagari Extra"/>
+                <w:color w:val="EE0000"/>
+                <w:sz w:val="40"/>
+                <w:szCs w:val="40"/>
+                <w:lang w:val="it-IT" w:bidi="ml-IN"/>
+              </w:rPr>
+            </w:pPr>
+            <w:r>
+              <w:rPr>
+                <w:rFonts w:ascii="BRH Devanagari Extra" w:hAnsi="BRH Devanagari Extra" w:cs="BRH Devanagari Extra"/>
+                <w:color w:val="EE0000"/>
+                <w:sz w:val="40"/>
+                <w:szCs w:val="40"/>
+                <w:lang w:val="it-IT" w:bidi="ml-IN"/>
+              </w:rPr>
+              <w:t>AµÉþxrÉ xÉuÉï</w:t>
+            </w:r>
+            <w:r>
+              <w:rPr>
+                <w:rFonts w:ascii="BRH Malayalam Extra" w:hAnsi="BRH Malayalam Extra" w:cs="BRH Devanagari Extra"/>
+                <w:color w:val="EE0000"/>
+                <w:sz w:val="32"/>
+                <w:szCs w:val="40"/>
+                <w:lang w:val="it-IT" w:bidi="ml-IN"/>
+              </w:rPr>
+              <w:t>–</w:t>
+            </w:r>
+            <w:r>
+              <w:rPr>
+                <w:rFonts w:ascii="BRH Devanagari Extra" w:hAnsi="BRH Devanagari Extra" w:cs="BRH Devanagari Extra"/>
+                <w:color w:val="EE0000"/>
+                <w:sz w:val="40"/>
+                <w:szCs w:val="40"/>
+                <w:lang w:val="it-IT" w:bidi="ml-IN"/>
+              </w:rPr>
+              <w:t xml:space="preserve">iuÉÉrÉþ | </w:t>
+            </w:r>
+          </w:p>
+          <w:p>
+            <w:pPr>
+              <w:widowControl w:val="0"/>
+              <w:autoSpaceDE w:val="0"/>
+              <w:autoSpaceDN w:val="0"/>
+              <w:adjustRightInd w:val="0"/>
+              <w:spacing w:before="0" w:line="240" w:lineRule="auto"/>
+              <w:rPr>
+                <w:rFonts w:ascii="BRH Devanagari Extra" w:hAnsi="BRH Devanagari Extra" w:cs="BRH Devanagari Extra"/>
+                <w:color w:val="EE0000"/>
+                <w:sz w:val="40"/>
+                <w:szCs w:val="40"/>
+                <w:lang w:val="it-IT" w:bidi="ml-IN"/>
+              </w:rPr>
+            </w:pPr>
+            <w:r>
+              <w:rPr>
+                <w:rFonts w:ascii="BRH Devanagari Extra" w:hAnsi="BRH Devanagari Extra" w:cs="BRH Devanagari Extra"/>
+                <w:color w:val="EE0000"/>
+                <w:sz w:val="40"/>
+                <w:szCs w:val="40"/>
+                <w:lang w:val="it-IT" w:bidi="ml-IN"/>
+              </w:rPr>
+              <w:t>xÉ</w:t>
+            </w:r>
+            <w:r>
+              <w:rPr>
+                <w:rFonts w:ascii="BRH Malayalam Extra" w:hAnsi="BRH Malayalam Extra" w:cs="BRH Devanagari Extra"/>
+                <w:color w:val="EE0000"/>
+                <w:sz w:val="32"/>
+                <w:szCs w:val="40"/>
+                <w:lang w:val="it-IT" w:bidi="ml-IN"/>
+              </w:rPr>
+              <w:t>–</w:t>
+            </w:r>
+            <w:r>
+              <w:rPr>
+                <w:rFonts w:ascii="BRH Devanagari Extra" w:hAnsi="BRH Devanagari Extra" w:cs="BRH Devanagari Extra"/>
+                <w:color w:val="EE0000"/>
+                <w:sz w:val="40"/>
+                <w:szCs w:val="40"/>
+                <w:lang w:val="it-IT" w:bidi="ml-IN"/>
+              </w:rPr>
+              <w:t>u</w:t>
+            </w:r>
+            <w:r>
+              <w:rPr>
+                <w:rFonts w:ascii="BRH Devanagari Extra" w:hAnsi="BRH Devanagari Extra" w:cs="BRH Devanagari Extra"/>
+                <w:color w:val="EE0000"/>
+                <w:sz w:val="40"/>
+                <w:szCs w:val="40"/>
+                <w:highlight w:val="yellow"/>
+                <w:lang w:val="it-IT" w:bidi="ml-IN"/>
+              </w:rPr>
+              <w:t>ÉÉ</w:t>
+            </w:r>
+            <w:r>
+              <w:rPr>
+                <w:rFonts w:ascii="BRH Devanagari Extra" w:hAnsi="BRH Devanagari Extra" w:cs="BRH Devanagari Extra"/>
+                <w:color w:val="EE0000"/>
+                <w:sz w:val="40"/>
+                <w:szCs w:val="40"/>
+                <w:lang w:val="it-IT" w:bidi="ml-IN"/>
+              </w:rPr>
+              <w:t>ï</w:t>
+            </w:r>
+            <w:r>
+              <w:rPr>
+                <w:rFonts w:ascii="BRH Malayalam Extra" w:hAnsi="BRH Malayalam Extra" w:cs="BRH Devanagari Extra"/>
+                <w:color w:val="EE0000"/>
+                <w:sz w:val="32"/>
+                <w:szCs w:val="40"/>
+                <w:lang w:val="it-IT" w:bidi="ml-IN"/>
+              </w:rPr>
+              <w:t>–</w:t>
+            </w:r>
+            <w:r>
+              <w:rPr>
+                <w:rFonts w:ascii="BRH Devanagari Extra" w:hAnsi="BRH Devanagari Extra" w:cs="BRH Devanagari Extra"/>
+                <w:color w:val="EE0000"/>
+                <w:sz w:val="40"/>
+                <w:szCs w:val="40"/>
+                <w:lang w:val="it-IT" w:bidi="ml-IN"/>
+              </w:rPr>
+              <w:t>iuÉÉrÉåÌiÉþ xÉuÉï - iuÉÉrÉþ ||</w:t>
+            </w:r>
+          </w:p>
+        </w:tc>
+        <w:tc>
+          <w:tcPr>
+            <w:tcW w:w="5103" w:type="dxa"/>
+          </w:tcPr>
+          <w:p>
+            <w:pPr>
+              <w:widowControl w:val="0"/>
+              <w:autoSpaceDE w:val="0"/>
+              <w:autoSpaceDN w:val="0"/>
+              <w:adjustRightInd w:val="0"/>
+              <w:spacing w:before="0" w:line="240" w:lineRule="auto"/>
+              <w:rPr>
+                <w:rFonts w:ascii="BRH Devanagari Extra" w:hAnsi="BRH Devanagari Extra" w:cs="BRH Devanagari Extra"/>
+                <w:color w:val="EE0000"/>
+                <w:sz w:val="40"/>
+                <w:szCs w:val="40"/>
+                <w:lang w:val="it-IT" w:bidi="ml-IN"/>
+              </w:rPr>
+            </w:pPr>
+            <w:r>
+              <w:rPr>
+                <w:rFonts w:ascii="BRH Devanagari Extra" w:hAnsi="BRH Devanagari Extra" w:cs="BRH Devanagari Extra"/>
+                <w:color w:val="EE0000"/>
+                <w:sz w:val="40"/>
+                <w:szCs w:val="40"/>
+                <w:lang w:val="it-IT" w:bidi="ml-IN"/>
+              </w:rPr>
+              <w:t>AµÉþxrÉ xÉuÉï</w:t>
+            </w:r>
+            <w:r>
+              <w:rPr>
+                <w:rFonts w:ascii="BRH Malayalam Extra" w:hAnsi="BRH Malayalam Extra" w:cs="BRH Devanagari Extra"/>
+                <w:color w:val="EE0000"/>
+                <w:sz w:val="32"/>
+                <w:szCs w:val="40"/>
+                <w:lang w:val="it-IT" w:bidi="ml-IN"/>
+              </w:rPr>
+              <w:t>–</w:t>
+            </w:r>
+            <w:r>
+              <w:rPr>
+                <w:rFonts w:ascii="BRH Devanagari Extra" w:hAnsi="BRH Devanagari Extra" w:cs="BRH Devanagari Extra"/>
+                <w:color w:val="EE0000"/>
+                <w:sz w:val="40"/>
+                <w:szCs w:val="40"/>
+                <w:lang w:val="it-IT" w:bidi="ml-IN"/>
+              </w:rPr>
+              <w:t xml:space="preserve">iuÉÉrÉþ | </w:t>
+            </w:r>
+          </w:p>
+          <w:p>
+            <w:pPr>
+              <w:widowControl w:val="0"/>
+              <w:autoSpaceDE w:val="0"/>
+              <w:autoSpaceDN w:val="0"/>
+              <w:adjustRightInd w:val="0"/>
+              <w:spacing w:before="0" w:line="240" w:lineRule="auto"/>
+              <w:rPr>
+                <w:rFonts w:ascii="BRH Devanagari Extra" w:hAnsi="BRH Devanagari Extra" w:cs="BRH Devanagari Extra"/>
+                <w:color w:val="EE0000"/>
+                <w:sz w:val="40"/>
+                <w:szCs w:val="40"/>
+                <w:lang w:val="it-IT" w:bidi="ml-IN"/>
+              </w:rPr>
+            </w:pPr>
+            <w:r>
+              <w:rPr>
+                <w:rFonts w:ascii="BRH Devanagari Extra" w:hAnsi="BRH Devanagari Extra" w:cs="BRH Devanagari Extra"/>
+                <w:color w:val="EE0000"/>
+                <w:sz w:val="40"/>
+                <w:szCs w:val="40"/>
+                <w:lang w:val="it-IT" w:bidi="ml-IN"/>
+              </w:rPr>
+              <w:t>xÉ</w:t>
+            </w:r>
+            <w:r>
+              <w:rPr>
+                <w:rFonts w:ascii="BRH Malayalam Extra" w:hAnsi="BRH Malayalam Extra" w:cs="BRH Devanagari Extra"/>
+                <w:color w:val="EE0000"/>
+                <w:sz w:val="32"/>
+                <w:szCs w:val="40"/>
+                <w:highlight w:val="green"/>
+                <w:lang w:val="it-IT" w:bidi="ml-IN"/>
+              </w:rPr>
+              <w:t>–</w:t>
+            </w:r>
+            <w:r>
+              <w:rPr>
+                <w:rFonts w:ascii="BRH Devanagari Extra" w:hAnsi="BRH Devanagari Extra" w:cs="BRH Devanagari Extra"/>
+                <w:color w:val="EE0000"/>
+                <w:sz w:val="40"/>
+                <w:szCs w:val="40"/>
+                <w:highlight w:val="green"/>
+                <w:lang w:val="it-IT" w:bidi="ml-IN"/>
+              </w:rPr>
+              <w:t>uÉï</w:t>
+            </w:r>
+            <w:r>
+              <w:rPr>
+                <w:rFonts w:ascii="BRH Malayalam Extra" w:hAnsi="BRH Malayalam Extra" w:cs="BRH Devanagari Extra"/>
+                <w:color w:val="EE0000"/>
+                <w:sz w:val="32"/>
+                <w:szCs w:val="40"/>
+                <w:lang w:val="it-IT" w:bidi="ml-IN"/>
+              </w:rPr>
+              <w:t>–</w:t>
+            </w:r>
+            <w:r>
+              <w:rPr>
+                <w:rFonts w:ascii="BRH Devanagari Extra" w:hAnsi="BRH Devanagari Extra" w:cs="BRH Devanagari Extra"/>
+                <w:color w:val="EE0000"/>
+                <w:sz w:val="40"/>
+                <w:szCs w:val="40"/>
+                <w:lang w:val="it-IT" w:bidi="ml-IN"/>
+              </w:rPr>
+              <w:t>iuÉÉrÉåÌiÉþ xÉuÉï - iuÉÉrÉþ ||</w:t>
             </w:r>
           </w:p>
         </w:tc>
@@ -4013,6 +4375,7 @@
           <w:b/>
           <w:bCs/>
         </w:rPr>
+        <w:lastRenderedPageBreak/>
         <w:t>(ignore those which are already incorporated in your book’s version and date)</w:t>
       </w:r>
     </w:p>
@@ -4170,7 +4533,6 @@
                 <w:sz w:val="28"/>
                 <w:szCs w:val="32"/>
               </w:rPr>
-              <w:lastRenderedPageBreak/>
               <w:t>T.S.5.3.</w:t>
             </w:r>
             <w:r>
@@ -4996,6 +5358,7 @@
                 <w:sz w:val="28"/>
                 <w:szCs w:val="32"/>
               </w:rPr>
+              <w:lastRenderedPageBreak/>
               <w:t>T.S.</w:t>
             </w:r>
             <w:r>
@@ -5513,7 +5876,6 @@
                 <w:sz w:val="28"/>
                 <w:szCs w:val="32"/>
               </w:rPr>
-              <w:lastRenderedPageBreak/>
               <w:t>T.S.5.3.2.4 – Kramam</w:t>
             </w:r>
           </w:p>
@@ -7456,6 +7818,7 @@
                 <w:sz w:val="28"/>
                 <w:szCs w:val="32"/>
               </w:rPr>
+              <w:lastRenderedPageBreak/>
               <w:t>T.S.5.3.8.2 – Kramam</w:t>
             </w:r>
           </w:p>
@@ -7927,7 +8290,6 @@
                 <w:sz w:val="28"/>
                 <w:szCs w:val="32"/>
               </w:rPr>
-              <w:lastRenderedPageBreak/>
               <w:t>T.S.5.3.9.1 – Kramam</w:t>
             </w:r>
           </w:p>
@@ -9313,6 +9675,7 @@
                 <w:sz w:val="32"/>
                 <w:szCs w:val="32"/>
               </w:rPr>
+              <w:lastRenderedPageBreak/>
               <w:t>Section, Paragraph</w:t>
             </w:r>
           </w:p>

--- a/TS-Kramam/TS-5.3/TS 5.3 Sanskrit Krama Paatam Corrections.docx
+++ b/TS-Kramam/TS-5.3/TS 5.3 Sanskrit Krama Paatam Corrections.docx
@@ -3530,7 +3530,7 @@
       </w:tr>
       <w:tr>
         <w:trPr>
-          <w:trHeight w:val="1124"/>
+          <w:trHeight w:val="1407"/>
         </w:trPr>
         <w:tc>
           <w:tcPr>
@@ -3884,6 +3884,389 @@
                 <w:sz w:val="28"/>
                 <w:szCs w:val="32"/>
               </w:rPr>
+              <w:t>T.S.5.3.</w:t>
+            </w:r>
+            <w:r>
+              <w:rPr>
+                <w:rFonts w:cs="Arial"/>
+                <w:b/>
+                <w:color w:val="EE0000"/>
+                <w:sz w:val="28"/>
+                <w:szCs w:val="32"/>
+              </w:rPr>
+              <w:t>11.3</w:t>
+            </w:r>
+            <w:r>
+              <w:rPr>
+                <w:rFonts w:cs="Arial"/>
+                <w:b/>
+                <w:color w:val="EE0000"/>
+                <w:sz w:val="28"/>
+                <w:szCs w:val="32"/>
+              </w:rPr>
+              <w:t xml:space="preserve"> – Kramam</w:t>
+            </w:r>
+          </w:p>
+          <w:p>
+            <w:pPr>
+              <w:widowControl w:val="0"/>
+              <w:tabs>
+                <w:tab w:val="left" w:pos="993"/>
+              </w:tabs>
+              <w:autoSpaceDE w:val="0"/>
+              <w:autoSpaceDN w:val="0"/>
+              <w:adjustRightInd w:val="0"/>
+              <w:spacing w:before="0" w:line="240" w:lineRule="auto"/>
+              <w:ind w:right="297"/>
+              <w:rPr>
+                <w:rFonts w:cs="Arial"/>
+                <w:b/>
+                <w:color w:val="EE0000"/>
+                <w:sz w:val="28"/>
+                <w:szCs w:val="36"/>
+                <w:lang w:val="en-IN"/>
+              </w:rPr>
+            </w:pPr>
+            <w:r>
+              <w:rPr>
+                <w:rFonts w:cs="Arial"/>
+                <w:b/>
+                <w:color w:val="EE0000"/>
+                <w:sz w:val="28"/>
+                <w:szCs w:val="36"/>
+                <w:lang w:val="en-IN"/>
+              </w:rPr>
+              <w:t>Krama Vaakyam No.– 4</w:t>
+            </w:r>
+            <w:r>
+              <w:rPr>
+                <w:rFonts w:cs="Arial"/>
+                <w:b/>
+                <w:color w:val="EE0000"/>
+                <w:sz w:val="28"/>
+                <w:szCs w:val="36"/>
+                <w:lang w:val="en-IN"/>
+              </w:rPr>
+              <w:t>4</w:t>
+            </w:r>
+          </w:p>
+          <w:p>
+            <w:pPr>
+              <w:widowControl w:val="0"/>
+              <w:tabs>
+                <w:tab w:val="left" w:pos="993"/>
+              </w:tabs>
+              <w:autoSpaceDE w:val="0"/>
+              <w:autoSpaceDN w:val="0"/>
+              <w:adjustRightInd w:val="0"/>
+              <w:spacing w:before="0" w:line="240" w:lineRule="auto"/>
+              <w:ind w:right="297"/>
+              <w:rPr>
+                <w:rFonts w:cs="Arial"/>
+                <w:b/>
+                <w:color w:val="EE0000"/>
+                <w:sz w:val="28"/>
+                <w:szCs w:val="32"/>
+                <w:lang w:val="it-IT"/>
+              </w:rPr>
+            </w:pPr>
+            <w:r>
+              <w:rPr>
+                <w:rFonts w:cs="Arial"/>
+                <w:b/>
+                <w:color w:val="EE0000"/>
+                <w:sz w:val="28"/>
+                <w:szCs w:val="32"/>
+                <w:lang w:val="it-IT"/>
+              </w:rPr>
+              <w:t>Panchaati No</w:t>
+            </w:r>
+            <w:r>
+              <w:rPr>
+                <w:rFonts w:cs="Arial"/>
+                <w:b/>
+                <w:color w:val="EE0000"/>
+                <w:szCs w:val="32"/>
+                <w:lang w:val="it-IT"/>
+              </w:rPr>
+              <w:t xml:space="preserve">. - </w:t>
+            </w:r>
+            <w:r>
+              <w:rPr>
+                <w:rFonts w:cs="Arial"/>
+                <w:b/>
+                <w:color w:val="EE0000"/>
+                <w:sz w:val="28"/>
+                <w:szCs w:val="32"/>
+                <w:lang w:val="it-IT"/>
+              </w:rPr>
+              <w:t>46</w:t>
+            </w:r>
+          </w:p>
+        </w:tc>
+        <w:tc>
+          <w:tcPr>
+            <w:tcW w:w="5528" w:type="dxa"/>
+          </w:tcPr>
+          <w:p>
+            <w:pPr>
+              <w:widowControl w:val="0"/>
+              <w:autoSpaceDE w:val="0"/>
+              <w:autoSpaceDN w:val="0"/>
+              <w:adjustRightInd w:val="0"/>
+              <w:spacing w:before="0" w:line="240" w:lineRule="auto"/>
+              <w:rPr>
+                <w:rFonts w:ascii="BRH Devanagari Extra" w:hAnsi="BRH Devanagari Extra" w:cs="BRH Devanagari Extra"/>
+                <w:color w:val="EE0000"/>
+                <w:sz w:val="40"/>
+                <w:szCs w:val="40"/>
+                <w:lang w:val="it-IT" w:bidi="ml-IN"/>
+              </w:rPr>
+            </w:pPr>
+            <w:r>
+              <w:rPr>
+                <w:rFonts w:ascii="BRH Devanagari Extra" w:hAnsi="BRH Devanagari Extra" w:cs="BRH Devanagari Extra"/>
+                <w:color w:val="EE0000"/>
+                <w:sz w:val="40"/>
+                <w:szCs w:val="40"/>
+                <w:lang w:val="it-IT" w:bidi="ml-IN"/>
+              </w:rPr>
+              <w:t>A</w:t>
+            </w:r>
+            <w:r>
+              <w:rPr>
+                <w:rFonts w:ascii="BRH Malayalam Extra" w:hAnsi="BRH Malayalam Extra" w:cs="BRH Devanagari Extra"/>
+                <w:color w:val="EE0000"/>
+                <w:sz w:val="32"/>
+                <w:szCs w:val="40"/>
+                <w:lang w:val="it-IT" w:bidi="ml-IN"/>
+              </w:rPr>
+              <w:t>–</w:t>
+            </w:r>
+            <w:r>
+              <w:rPr>
+                <w:rFonts w:ascii="BRH Devanagari Extra" w:hAnsi="BRH Devanagari Extra" w:cs="BRH Devanagari Extra"/>
+                <w:color w:val="EE0000"/>
+                <w:sz w:val="40"/>
+                <w:szCs w:val="40"/>
+                <w:lang w:val="it-IT" w:bidi="ml-IN"/>
+              </w:rPr>
+              <w:t xml:space="preserve">ÎalÉÈ mÉÉgcÉþeÉlrÉÈ | </w:t>
+            </w:r>
+          </w:p>
+          <w:p>
+            <w:pPr>
+              <w:widowControl w:val="0"/>
+              <w:autoSpaceDE w:val="0"/>
+              <w:autoSpaceDN w:val="0"/>
+              <w:adjustRightInd w:val="0"/>
+              <w:spacing w:before="0" w:line="240" w:lineRule="auto"/>
+              <w:rPr>
+                <w:rFonts w:ascii="BRH Devanagari Extra" w:hAnsi="BRH Devanagari Extra" w:cs="BRH Devanagari Extra"/>
+                <w:color w:val="EE0000"/>
+                <w:sz w:val="40"/>
+                <w:szCs w:val="40"/>
+                <w:lang w:val="it-IT" w:bidi="ml-IN"/>
+              </w:rPr>
+            </w:pPr>
+            <w:r>
+              <w:rPr>
+                <w:rFonts w:ascii="BRH Devanagari Extra" w:hAnsi="BRH Devanagari Extra" w:cs="BRH Devanagari Extra"/>
+                <w:color w:val="EE0000"/>
+                <w:sz w:val="40"/>
+                <w:szCs w:val="40"/>
+                <w:lang w:val="it-IT" w:bidi="ml-IN"/>
+              </w:rPr>
+              <w:t>mÉÉgcÉþ</w:t>
+            </w:r>
+            <w:r>
+              <w:rPr>
+                <w:rFonts w:ascii="BRH Devanagari Extra" w:hAnsi="BRH Devanagari Extra" w:cs="BRH Devanagari Extra"/>
+                <w:color w:val="EE0000"/>
+                <w:sz w:val="40"/>
+                <w:szCs w:val="40"/>
+                <w:highlight w:val="yellow"/>
+                <w:lang w:val="it-IT" w:bidi="ml-IN"/>
+              </w:rPr>
+              <w:t>lrÉÉå</w:t>
+            </w:r>
+            <w:r>
+              <w:rPr>
+                <w:rFonts w:ascii="BRH Malayalam Extra" w:hAnsi="BRH Malayalam Extra" w:cs="BRH Devanagari Extra"/>
+                <w:color w:val="EE0000"/>
+                <w:sz w:val="32"/>
+                <w:szCs w:val="40"/>
+                <w:lang w:val="it-IT" w:bidi="ml-IN"/>
+              </w:rPr>
+              <w:t>–</w:t>
+            </w:r>
+            <w:r>
+              <w:rPr>
+                <w:rFonts w:ascii="BRH Devanagari Extra" w:hAnsi="BRH Devanagari Extra" w:cs="BRH Devanagari Extra"/>
+                <w:color w:val="EE0000"/>
+                <w:sz w:val="40"/>
+                <w:szCs w:val="40"/>
+                <w:lang w:val="it-IT" w:bidi="ml-IN"/>
+              </w:rPr>
+              <w:t xml:space="preserve"> rÉÈ | </w:t>
+            </w:r>
+          </w:p>
+        </w:tc>
+        <w:tc>
+          <w:tcPr>
+            <w:tcW w:w="5103" w:type="dxa"/>
+          </w:tcPr>
+          <w:p>
+            <w:pPr>
+              <w:widowControl w:val="0"/>
+              <w:autoSpaceDE w:val="0"/>
+              <w:autoSpaceDN w:val="0"/>
+              <w:adjustRightInd w:val="0"/>
+              <w:spacing w:before="0" w:line="240" w:lineRule="auto"/>
+              <w:rPr>
+                <w:rFonts w:ascii="BRH Devanagari Extra" w:hAnsi="BRH Devanagari Extra" w:cs="BRH Devanagari Extra"/>
+                <w:color w:val="EE0000"/>
+                <w:sz w:val="40"/>
+                <w:szCs w:val="40"/>
+                <w:lang w:val="it-IT" w:bidi="ml-IN"/>
+              </w:rPr>
+            </w:pPr>
+            <w:r>
+              <w:rPr>
+                <w:rFonts w:ascii="BRH Devanagari Extra" w:hAnsi="BRH Devanagari Extra" w:cs="BRH Devanagari Extra"/>
+                <w:color w:val="EE0000"/>
+                <w:sz w:val="40"/>
+                <w:szCs w:val="40"/>
+                <w:lang w:val="it-IT" w:bidi="ml-IN"/>
+              </w:rPr>
+              <w:t>A</w:t>
+            </w:r>
+            <w:r>
+              <w:rPr>
+                <w:rFonts w:ascii="BRH Malayalam Extra" w:hAnsi="BRH Malayalam Extra" w:cs="BRH Devanagari Extra"/>
+                <w:color w:val="EE0000"/>
+                <w:sz w:val="32"/>
+                <w:szCs w:val="40"/>
+                <w:lang w:val="it-IT" w:bidi="ml-IN"/>
+              </w:rPr>
+              <w:t>–</w:t>
+            </w:r>
+            <w:r>
+              <w:rPr>
+                <w:rFonts w:ascii="BRH Devanagari Extra" w:hAnsi="BRH Devanagari Extra" w:cs="BRH Devanagari Extra"/>
+                <w:color w:val="EE0000"/>
+                <w:sz w:val="40"/>
+                <w:szCs w:val="40"/>
+                <w:lang w:val="it-IT" w:bidi="ml-IN"/>
+              </w:rPr>
+              <w:t xml:space="preserve">ÎalÉÈ mÉÉgcÉþeÉlrÉÈ | </w:t>
+            </w:r>
+          </w:p>
+          <w:p>
+            <w:pPr>
+              <w:widowControl w:val="0"/>
+              <w:autoSpaceDE w:val="0"/>
+              <w:autoSpaceDN w:val="0"/>
+              <w:adjustRightInd w:val="0"/>
+              <w:spacing w:before="0" w:line="240" w:lineRule="auto"/>
+              <w:rPr>
+                <w:rFonts w:ascii="BRH Devanagari Extra" w:hAnsi="BRH Devanagari Extra" w:cs="BRH Devanagari Extra"/>
+                <w:color w:val="EE0000"/>
+                <w:sz w:val="40"/>
+                <w:szCs w:val="40"/>
+                <w:lang w:val="it-IT" w:bidi="ml-IN"/>
+              </w:rPr>
+            </w:pPr>
+            <w:r>
+              <w:rPr>
+                <w:rFonts w:ascii="BRH Devanagari Extra" w:hAnsi="BRH Devanagari Extra" w:cs="BRH Devanagari Extra"/>
+                <w:color w:val="EE0000"/>
+                <w:sz w:val="40"/>
+                <w:szCs w:val="40"/>
+                <w:lang w:val="it-IT" w:bidi="ml-IN"/>
+              </w:rPr>
+              <w:t>mÉÉgcÉþ</w:t>
+            </w:r>
+            <w:r>
+              <w:rPr>
+                <w:rFonts w:ascii="BRH Devanagari Extra" w:hAnsi="BRH Devanagari Extra" w:cs="BRH Devanagari Extra"/>
+                <w:color w:val="EE0000"/>
+                <w:sz w:val="40"/>
+                <w:szCs w:val="40"/>
+                <w:highlight w:val="green"/>
+                <w:lang w:val="it-IT" w:bidi="ml-IN"/>
+              </w:rPr>
+              <w:t>eÉ</w:t>
+            </w:r>
+            <w:r>
+              <w:rPr>
+                <w:rFonts w:ascii="BRH Devanagari Extra" w:hAnsi="BRH Devanagari Extra" w:cs="BRH Devanagari Extra"/>
+                <w:color w:val="EE0000"/>
+                <w:sz w:val="40"/>
+                <w:szCs w:val="40"/>
+                <w:lang w:val="it-IT" w:bidi="ml-IN"/>
+              </w:rPr>
+              <w:t>lrÉÉå</w:t>
+            </w:r>
+            <w:r>
+              <w:rPr>
+                <w:rFonts w:ascii="BRH Malayalam Extra" w:hAnsi="BRH Malayalam Extra" w:cs="BRH Devanagari Extra"/>
+                <w:color w:val="EE0000"/>
+                <w:sz w:val="32"/>
+                <w:szCs w:val="40"/>
+                <w:lang w:val="it-IT" w:bidi="ml-IN"/>
+              </w:rPr>
+              <w:t>–</w:t>
+            </w:r>
+            <w:r>
+              <w:rPr>
+                <w:rFonts w:ascii="BRH Devanagari Extra" w:hAnsi="BRH Devanagari Extra" w:cs="BRH Devanagari Extra"/>
+                <w:color w:val="EE0000"/>
+                <w:sz w:val="40"/>
+                <w:szCs w:val="40"/>
+                <w:lang w:val="it-IT" w:bidi="ml-IN"/>
+              </w:rPr>
+              <w:t xml:space="preserve"> rÉÈ | </w:t>
+            </w:r>
+          </w:p>
+        </w:tc>
+      </w:tr>
+      <w:tr>
+        <w:trPr>
+          <w:trHeight w:val="1827"/>
+        </w:trPr>
+        <w:tc>
+          <w:tcPr>
+            <w:tcW w:w="3764" w:type="dxa"/>
+          </w:tcPr>
+          <w:p>
+            <w:pPr>
+              <w:widowControl w:val="0"/>
+              <w:tabs>
+                <w:tab w:val="left" w:pos="993"/>
+              </w:tabs>
+              <w:autoSpaceDE w:val="0"/>
+              <w:autoSpaceDN w:val="0"/>
+              <w:adjustRightInd w:val="0"/>
+              <w:spacing w:before="0" w:line="240" w:lineRule="auto"/>
+              <w:ind w:right="297"/>
+              <w:rPr>
+                <w:rFonts w:cs="Arial"/>
+                <w:b/>
+                <w:color w:val="EE0000"/>
+                <w:sz w:val="28"/>
+                <w:szCs w:val="32"/>
+              </w:rPr>
+            </w:pPr>
+            <w:r>
+              <w:rPr>
+                <w:rFonts w:cs="Arial"/>
+                <w:b/>
+                <w:color w:val="EE0000"/>
+                <w:sz w:val="28"/>
+                <w:szCs w:val="32"/>
+              </w:rPr>
+              <w:lastRenderedPageBreak/>
               <w:t>T.S.5.3.12.2 – Kramam</w:t>
             </w:r>
           </w:p>
@@ -4375,7 +4758,6 @@
           <w:b/>
           <w:bCs/>
         </w:rPr>
-        <w:lastRenderedPageBreak/>
         <w:t>(ignore those which are already incorporated in your book’s version and date)</w:t>
       </w:r>
     </w:p>
@@ -5358,7 +5740,6 @@
                 <w:sz w:val="28"/>
                 <w:szCs w:val="32"/>
               </w:rPr>
-              <w:lastRenderedPageBreak/>
               <w:t>T.S.</w:t>
             </w:r>
             <w:r>
@@ -7179,6 +7560,7 @@
                 <w:sz w:val="28"/>
                 <w:szCs w:val="32"/>
               </w:rPr>
+              <w:lastRenderedPageBreak/>
               <w:t>T.S.5.3.7.3 – Kramam</w:t>
             </w:r>
           </w:p>
@@ -7818,7 +8200,6 @@
                 <w:sz w:val="28"/>
                 <w:szCs w:val="32"/>
               </w:rPr>
-              <w:lastRenderedPageBreak/>
               <w:t>T.S.5.3.8.2 – Kramam</w:t>
             </w:r>
           </w:p>
@@ -9359,16 +9740,7 @@
           <w:bCs/>
           <w:sz w:val="32"/>
         </w:rPr>
-        <w:t xml:space="preserve">replaced </w:t>
-      </w:r>
-      <w:proofErr w:type="gramStart"/>
-      <w:r>
-        <w:rPr>
-          <w:b/>
-          <w:bCs/>
-          <w:sz w:val="32"/>
-        </w:rPr>
-        <w:t>with</w:t>
+        <w:t>replaced with</w:t>
       </w:r>
       <w:r>
         <w:rPr>
@@ -9390,7 +9762,6 @@
         </w:rPr>
         <w:t>"</w:t>
       </w:r>
-      <w:proofErr w:type="gramEnd"/>
       <w:r>
         <w:rPr>
           <w:rFonts w:ascii="BRH Devanagari" w:hAnsi="BRH Devanagari" w:cs="BRH Devanagari"/>
@@ -9675,7 +10046,6 @@
                 <w:sz w:val="32"/>
                 <w:szCs w:val="32"/>
               </w:rPr>
-              <w:lastRenderedPageBreak/>
               <w:t>Section, Paragraph</w:t>
             </w:r>
           </w:p>
